--- a/应急预案/人员伤亡突发事件应急预案.docx
+++ b/应急预案/人员伤亡突发事件应急预案.docx
@@ -237,12 +237,6 @@
             <w:insideH w:val="single" w:color="auto" w:sz="4" w:space="0"/>
             <w:insideV w:val="single" w:color="auto" w:sz="4" w:space="0"/>
           </w:tblBorders>
-          <w:tblCellMar>
-            <w:top w:w="0" w:type="dxa"/>
-            <w:left w:w="10" w:type="dxa"/>
-            <w:bottom w:w="0" w:type="dxa"/>
-            <w:right w:w="10" w:type="dxa"/>
-          </w:tblCellMar>
         </w:tblPrEx>
         <w:tc>
           <w:tcPr>
@@ -1214,18 +1208,6 @@
               <w:spacing w:line="260" w:lineRule="auto"/>
               <w:jc w:val="center"/>
             </w:pPr>
-            <w:r>
-              <w:rPr>
-                <w:rFonts w:hint="eastAsia" w:cs="微软雅黑"/>
-                <w:b w:val="0"/>
-                <w:bCs w:val="0"/>
-                <w:color w:val="000000"/>
-                <w:sz w:val="20"/>
-                <w:szCs w:val="20"/>
-                <w:lang w:val="en-US" w:eastAsia="zh-CN"/>
-              </w:rPr>
-              <w:t>总裁办/</w:t>
-            </w:r>
             <w:r>
               <w:rPr>
                 <w:rFonts w:ascii="微软雅黑" w:hAnsi="微软雅黑" w:eastAsia="微软雅黑" w:cs="微软雅黑"/>
@@ -2488,32 +2470,7 @@
           <w:sz w:val="21"/>
           <w:szCs w:val="21"/>
         </w:rPr>
-        <w:t xml:space="preserve">内部上报链（并行）：现场第一发现人 → 当班管理人员 → 项目经理 → </w:t>
-      </w:r>
-      <w:r>
-        <w:rPr>
-          <w:rFonts w:hint="eastAsia" w:cs="微软雅黑"/>
-          <w:b w:val="0"/>
-          <w:bCs w:val="0"/>
-          <w:color w:val="000000"/>
-          <w:sz w:val="21"/>
-          <w:szCs w:val="21"/>
-          <w:lang w:val="en-US" w:eastAsia="zh-CN"/>
-        </w:rPr>
-        <w:t>总裁办/</w:t>
-      </w:r>
-      <w:bookmarkStart w:id="0" w:name="_GoBack"/>
-      <w:bookmarkEnd w:id="0"/>
-      <w:r>
-        <w:rPr>
-          <w:rFonts w:ascii="微软雅黑" w:hAnsi="微软雅黑" w:eastAsia="微软雅黑" w:cs="微软雅黑"/>
-          <w:b w:val="0"/>
-          <w:bCs w:val="0"/>
-          <w:color w:val="000000"/>
-          <w:sz w:val="21"/>
-          <w:szCs w:val="21"/>
-        </w:rPr>
-        <w:t>总经办→ 总经理（贾少军）→ 董事长；保安/门岗配合警戒与信息管控。</w:t>
+        <w:t>内部上报链（并行）：现场第一发现人 → 当班管理人员 → 项目经理 → 总经办→ 总经理（贾少军）→ 董事长；保安/门岗配合警戒与信息管控。</w:t>
       </w:r>
     </w:p>
     <w:p>
@@ -3883,6 +3840,8 @@
       <w:pPr>
         <w:spacing w:before="240" w:after="120"/>
       </w:pPr>
+      <w:bookmarkStart w:id="0" w:name="_GoBack"/>
+      <w:bookmarkEnd w:id="0"/>
       <w:r>
         <w:rPr>
           <w:rFonts w:ascii="微软雅黑" w:hAnsi="微软雅黑" w:eastAsia="微软雅黑" w:cs="微软雅黑"/>

--- a/应急预案/人员伤亡突发事件应急预案.docx
+++ b/应急预案/人员伤亡突发事件应急预案.docx
@@ -237,6 +237,12 @@
             <w:insideH w:val="single" w:color="auto" w:sz="4" w:space="0"/>
             <w:insideV w:val="single" w:color="auto" w:sz="4" w:space="0"/>
           </w:tblBorders>
+          <w:tblCellMar>
+            <w:top w:w="0" w:type="dxa"/>
+            <w:left w:w="10" w:type="dxa"/>
+            <w:bottom w:w="0" w:type="dxa"/>
+            <w:right w:w="10" w:type="dxa"/>
+          </w:tblCellMar>
         </w:tblPrEx>
         <w:tc>
           <w:tcPr>
@@ -1309,6 +1315,10 @@
             <w:pPr>
               <w:spacing w:line="260" w:lineRule="auto"/>
               <w:jc w:val="center"/>
+              <w:rPr>
+                <w:rFonts w:hint="default" w:eastAsia="微软雅黑"/>
+                <w:lang w:val="en-US" w:eastAsia="zh-CN"/>
+              </w:rPr>
             </w:pPr>
             <w:r>
               <w:rPr>
@@ -1321,6 +1331,20 @@
               </w:rPr>
               <w:t>行政人资部 + 乙方负责人</w:t>
             </w:r>
+            <w:r>
+              <w:rPr>
+                <w:rFonts w:hint="eastAsia" w:cs="微软雅黑"/>
+                <w:b w:val="0"/>
+                <w:bCs w:val="0"/>
+                <w:color w:val="000000"/>
+                <w:sz w:val="20"/>
+                <w:szCs w:val="20"/>
+                <w:lang w:val="en-US" w:eastAsia="zh-CN"/>
+              </w:rPr>
+              <w:t>/部门主管</w:t>
+            </w:r>
+            <w:bookmarkStart w:id="0" w:name="_GoBack"/>
+            <w:bookmarkEnd w:id="0"/>
           </w:p>
         </w:tc>
         <w:tc>
@@ -3840,8 +3864,6 @@
       <w:pPr>
         <w:spacing w:before="240" w:after="120"/>
       </w:pPr>
-      <w:bookmarkStart w:id="0" w:name="_GoBack"/>
-      <w:bookmarkEnd w:id="0"/>
       <w:r>
         <w:rPr>
           <w:rFonts w:ascii="微软雅黑" w:hAnsi="微软雅黑" w:eastAsia="微软雅黑" w:cs="微软雅黑"/>
@@ -4802,7 +4824,7 @@
     <w:lsdException w:qFormat="1" w:unhideWhenUsed="0" w:uiPriority="0" w:semiHidden="0" w:name="Title"/>
     <w:lsdException w:unhideWhenUsed="0" w:uiPriority="0" w:semiHidden="0" w:name="Closing"/>
     <w:lsdException w:unhideWhenUsed="0" w:uiPriority="0" w:semiHidden="0" w:name="Signature"/>
-    <w:lsdException w:unhideWhenUsed="0" w:uiPriority="0" w:name="Default Paragraph Font"/>
+    <w:lsdException w:qFormat="1" w:unhideWhenUsed="0" w:uiPriority="0" w:name="Default Paragraph Font"/>
     <w:lsdException w:unhideWhenUsed="0" w:uiPriority="0" w:semiHidden="0" w:name="Body Text"/>
     <w:lsdException w:unhideWhenUsed="0" w:uiPriority="0" w:semiHidden="0" w:name="Body Text Indent"/>
     <w:lsdException w:unhideWhenUsed="0" w:uiPriority="0" w:semiHidden="0" w:name="List Continue"/>
@@ -5078,6 +5100,7 @@
   <w:style w:type="character" w:default="1" w:styleId="12">
     <w:name w:val="Default Paragraph Font"/>
     <w:semiHidden/>
+    <w:qFormat/>
     <w:uiPriority w:val="0"/>
   </w:style>
   <w:style w:type="table" w:default="1" w:styleId="11">
